--- a/old/Website content.docx
+++ b/old/Website content.docx
@@ -351,6 +351,1096 @@
         </w:rPr>
         <w:t>I can provide therapy support online via Zoom or over the phone - which ever you prefer.</w:t>
       </w:r>
+    </w:p>
+    <w:p>
+      <w:pPr>
+        <w:pStyle w:val="Heading2"/>
+        <w:shd w:val="clear" w:color="auto" w:fill="7F867B"/>
+        <w:spacing w:after="0" w:afterAutospacing="0"/>
+        <w:rPr>
+          <w:rFonts w:ascii="Playfair Display" w:hAnsi="Playfair Display"/>
+          <w:color w:val="F5F5F5"/>
+        </w:rPr>
+      </w:pPr>
+      <w:r>
+        <w:br/>
+      </w:r>
+      <w:r>
+        <w:br/>
+      </w:r>
+      <w:r>
+        <w:br/>
+      </w:r>
+      <w:r>
+        <w:rPr>
+          <w:rFonts w:ascii="Playfair Display" w:hAnsi="Playfair Display"/>
+          <w:color w:val="F5F5F5"/>
+        </w:rPr>
+        <w:t>Frequently asked questions</w:t>
+      </w:r>
+    </w:p>
+    <w:p>
+      <w:r>
+        <w:t>and the common answers</w:t>
+      </w:r>
+    </w:p>
+    <w:p>
+      <w:pPr>
+        <w:rPr>
+          <w:lang w:eastAsia="en-GB"/>
+        </w:rPr>
+      </w:pPr>
+      <w:r>
+        <w:rPr>
+          <w:lang w:eastAsia="en-GB"/>
+        </w:rPr>
+        <w:t>What is online/telephone counselling?</w:t>
+      </w:r>
+    </w:p>
+    <w:p>
+      <w:pPr>
+        <w:rPr>
+          <w:lang w:eastAsia="en-GB"/>
+        </w:rPr>
+      </w:pPr>
+      <w:r>
+        <w:rPr>
+          <w:lang w:eastAsia="en-GB"/>
+        </w:rPr>
+        <w:t>Online/telephone counselling gives you the opportunity to access counselling at a time and in a place that is convenient to you. It can help you with a wide range of issues such as anxiety, stress, depression, loss, relationship issues, loneliness, identity, self-esteem and confidence.</w:t>
+      </w:r>
+      <w:r>
+        <w:rPr>
+          <w:lang w:eastAsia="en-GB"/>
+        </w:rPr>
+        <w:br/>
+      </w:r>
+      <w:r>
+        <w:rPr>
+          <w:lang w:eastAsia="en-GB"/>
+        </w:rPr>
+        <w:br/>
+        <w:t xml:space="preserve">It may not be suitable for </w:t>
+      </w:r>
+      <w:proofErr w:type="gramStart"/>
+      <w:r>
+        <w:rPr>
+          <w:lang w:eastAsia="en-GB"/>
+        </w:rPr>
+        <w:t>everyone</w:t>
+      </w:r>
+      <w:proofErr w:type="gramEnd"/>
+      <w:r>
+        <w:rPr>
+          <w:lang w:eastAsia="en-GB"/>
+        </w:rPr>
+        <w:t xml:space="preserve"> but it is an alternative to face-to-face interaction and can be just as helpful. I will advise you if face-to-face counselling, or some other form of support, might be more suitable for you.</w:t>
+      </w:r>
+      <w:r>
+        <w:rPr>
+          <w:lang w:eastAsia="en-GB"/>
+        </w:rPr>
+        <w:br/>
+      </w:r>
+    </w:p>
+    <w:p>
+      <w:pPr>
+        <w:rPr>
+          <w:lang w:eastAsia="en-GB"/>
+        </w:rPr>
+      </w:pPr>
+      <w:r>
+        <w:rPr>
+          <w:lang w:eastAsia="en-GB"/>
+        </w:rPr>
+        <w:t>How long is a session?</w:t>
+      </w:r>
+    </w:p>
+    <w:p>
+      <w:pPr>
+        <w:rPr>
+          <w:lang w:eastAsia="en-GB"/>
+        </w:rPr>
+      </w:pPr>
+      <w:r>
+        <w:rPr>
+          <w:lang w:eastAsia="en-GB"/>
+        </w:rPr>
+        <w:t xml:space="preserve">Epcot is a </w:t>
+      </w:r>
+      <w:r>
+        <w:rPr>
+          <w:lang w:eastAsia="en-GB"/>
+        </w:rPr>
+        <w:t xml:space="preserve">Walt Disney World Resort theme park </w:t>
+      </w:r>
+      <w:r>
+        <w:rPr>
+          <w:lang w:eastAsia="en-GB"/>
+        </w:rPr>
+        <w:t xml:space="preserve">featuring exciting attractions, international pavilions, award-winning </w:t>
+      </w:r>
+      <w:proofErr w:type="gramStart"/>
+      <w:r>
+        <w:rPr>
+          <w:lang w:eastAsia="en-GB"/>
+        </w:rPr>
+        <w:t>fireworks</w:t>
+      </w:r>
+      <w:proofErr w:type="gramEnd"/>
+      <w:r>
+        <w:rPr>
+          <w:lang w:eastAsia="en-GB"/>
+        </w:rPr>
+        <w:t xml:space="preserve"> and seasonal special events.</w:t>
+      </w:r>
+      <w:r>
+        <w:rPr>
+          <w:lang w:eastAsia="en-GB"/>
+        </w:rPr>
+        <w:br/>
+      </w:r>
+    </w:p>
+    <w:p>
+      <w:pPr>
+        <w:rPr>
+          <w:lang w:eastAsia="en-GB"/>
+        </w:rPr>
+      </w:pPr>
+      <w:r>
+        <w:rPr>
+          <w:lang w:eastAsia="en-GB"/>
+        </w:rPr>
+        <w:t>Can I attend a session with my child?</w:t>
+      </w:r>
+    </w:p>
+    <w:p>
+      <w:pPr>
+        <w:rPr>
+          <w:lang w:eastAsia="en-GB"/>
+        </w:rPr>
+      </w:pPr>
+      <w:r>
+        <w:rPr>
+          <w:lang w:eastAsia="en-GB"/>
+        </w:rPr>
+        <w:t xml:space="preserve">Yes, I aim to meet with parents/guardians and their child in an initial meeting before counselling begins. In some cases, it is appropriate (or necessary) for parents/guardians to attend on occasions when sessions are reviewed. This gives parents/guardians </w:t>
+      </w:r>
+      <w:r>
+        <w:rPr>
+          <w:lang w:eastAsia="en-GB"/>
+        </w:rPr>
+        <w:t>the opportunity to ask questions and discuss any concerns</w:t>
+      </w:r>
+      <w:r>
+        <w:rPr>
+          <w:lang w:eastAsia="en-GB"/>
+        </w:rPr>
+        <w:t>.</w:t>
+      </w:r>
+      <w:r>
+        <w:rPr>
+          <w:lang w:eastAsia="en-GB"/>
+        </w:rPr>
+        <w:br/>
+      </w:r>
+    </w:p>
+    <w:p>
+      <w:pPr>
+        <w:rPr>
+          <w:lang w:eastAsia="en-GB"/>
+        </w:rPr>
+      </w:pPr>
+      <w:r>
+        <w:rPr>
+          <w:lang w:eastAsia="en-GB"/>
+        </w:rPr>
+        <w:t>What issues do you work with?</w:t>
+      </w:r>
+    </w:p>
+    <w:p>
+      <w:pPr>
+        <w:rPr>
+          <w:lang w:eastAsia="en-GB"/>
+        </w:rPr>
+      </w:pPr>
+      <w:r>
+        <w:rPr>
+          <w:lang w:eastAsia="en-GB"/>
+        </w:rPr>
+        <w:t>Addition</w:t>
+      </w:r>
+    </w:p>
+    <w:p>
+      <w:pPr>
+        <w:rPr>
+          <w:lang w:eastAsia="en-GB"/>
+        </w:rPr>
+      </w:pPr>
+      <w:r>
+        <w:rPr>
+          <w:lang w:eastAsia="en-GB"/>
+        </w:rPr>
+        <w:t>Anger</w:t>
+      </w:r>
+    </w:p>
+    <w:p>
+      <w:pPr>
+        <w:rPr>
+          <w:lang w:eastAsia="en-GB"/>
+        </w:rPr>
+      </w:pPr>
+      <w:r>
+        <w:rPr>
+          <w:lang w:eastAsia="en-GB"/>
+        </w:rPr>
+        <w:t>Anxiety</w:t>
+      </w:r>
+    </w:p>
+    <w:p>
+      <w:pPr>
+        <w:rPr>
+          <w:lang w:eastAsia="en-GB"/>
+        </w:rPr>
+      </w:pPr>
+      <w:r>
+        <w:rPr>
+          <w:lang w:eastAsia="en-GB"/>
+        </w:rPr>
+        <w:t>Bereavement</w:t>
+      </w:r>
+    </w:p>
+    <w:p>
+      <w:pPr>
+        <w:rPr>
+          <w:lang w:eastAsia="en-GB"/>
+        </w:rPr>
+      </w:pPr>
+      <w:r>
+        <w:rPr>
+          <w:lang w:eastAsia="en-GB"/>
+        </w:rPr>
+        <w:t>Bullying</w:t>
+      </w:r>
+    </w:p>
+    <w:p>
+      <w:pPr>
+        <w:rPr>
+          <w:lang w:eastAsia="en-GB"/>
+        </w:rPr>
+      </w:pPr>
+      <w:r>
+        <w:rPr>
+          <w:lang w:eastAsia="en-GB"/>
+        </w:rPr>
+        <w:lastRenderedPageBreak/>
+        <w:t>Depression</w:t>
+      </w:r>
+    </w:p>
+    <w:p>
+      <w:pPr>
+        <w:rPr>
+          <w:lang w:eastAsia="en-GB"/>
+        </w:rPr>
+      </w:pPr>
+      <w:r>
+        <w:rPr>
+          <w:lang w:eastAsia="en-GB"/>
+        </w:rPr>
+        <w:t>Abuse</w:t>
+      </w:r>
+    </w:p>
+    <w:p>
+      <w:pPr>
+        <w:rPr>
+          <w:lang w:eastAsia="en-GB"/>
+        </w:rPr>
+      </w:pPr>
+      <w:r>
+        <w:rPr>
+          <w:lang w:eastAsia="en-GB"/>
+        </w:rPr>
+        <w:t>Identity</w:t>
+      </w:r>
+    </w:p>
+    <w:p>
+      <w:pPr>
+        <w:rPr>
+          <w:lang w:eastAsia="en-GB"/>
+        </w:rPr>
+      </w:pPr>
+      <w:r>
+        <w:rPr>
+          <w:lang w:eastAsia="en-GB"/>
+        </w:rPr>
+        <w:t>Self-esteem</w:t>
+      </w:r>
+    </w:p>
+    <w:p>
+      <w:pPr>
+        <w:rPr>
+          <w:lang w:eastAsia="en-GB"/>
+        </w:rPr>
+      </w:pPr>
+      <w:r>
+        <w:rPr>
+          <w:lang w:eastAsia="en-GB"/>
+        </w:rPr>
+        <w:t>Spirituality</w:t>
+      </w:r>
+    </w:p>
+    <w:p>
+      <w:pPr>
+        <w:rPr>
+          <w:lang w:eastAsia="en-GB"/>
+        </w:rPr>
+      </w:pPr>
+      <w:r>
+        <w:rPr>
+          <w:lang w:eastAsia="en-GB"/>
+        </w:rPr>
+        <w:t>Relationships</w:t>
+      </w:r>
+    </w:p>
+    <w:p>
+      <w:pPr>
+        <w:rPr>
+          <w:lang w:eastAsia="en-GB"/>
+        </w:rPr>
+      </w:pPr>
+      <w:r>
+        <w:rPr>
+          <w:lang w:eastAsia="en-GB"/>
+        </w:rPr>
+        <w:t>Trauma</w:t>
+      </w:r>
+      <w:r>
+        <w:br/>
+      </w:r>
+      <w:r>
+        <w:br/>
+      </w:r>
+      <w:r>
+        <w:br/>
+      </w:r>
+    </w:p>
+    <w:p>
+      <w:pPr>
+        <w:rPr>
+          <w:lang w:eastAsia="en-GB"/>
+        </w:rPr>
+      </w:pPr>
+      <w:r>
+        <w:rPr>
+          <w:lang w:eastAsia="en-GB"/>
+        </w:rPr>
+        <w:t>What should I expect in the first session?</w:t>
+      </w:r>
+    </w:p>
+    <w:p>
+      <w:pPr>
+        <w:rPr>
+          <w:lang w:eastAsia="en-GB"/>
+        </w:rPr>
+      </w:pPr>
+      <w:r>
+        <w:rPr>
+          <w:lang w:eastAsia="en-GB"/>
+        </w:rPr>
+        <w:t>During our first session we will discuss your reasons for coming to counselling and possible goals you would like to work towards. This session will be more about getting to know each other so that we may decide if we would like to work with each other.</w:t>
+      </w:r>
+      <w:r>
+        <w:br/>
+      </w:r>
+      <w:r>
+        <w:br/>
+      </w:r>
+    </w:p>
+    <w:p>
+      <w:pPr>
+        <w:rPr>
+          <w:lang w:eastAsia="en-GB"/>
+        </w:rPr>
+      </w:pPr>
+      <w:r>
+        <w:rPr>
+          <w:lang w:eastAsia="en-GB"/>
+        </w:rPr>
+        <w:t>What are your hours?</w:t>
+      </w:r>
+    </w:p>
+    <w:p>
+      <w:pPr>
+        <w:rPr>
+          <w:lang w:eastAsia="en-GB"/>
+        </w:rPr>
+      </w:pPr>
+      <w:r>
+        <w:rPr>
+          <w:lang w:eastAsia="en-GB"/>
+        </w:rPr>
+        <w:t>Please contact me via email below to see my current availability.</w:t>
+      </w:r>
+      <w:r>
+        <w:rPr>
+          <w:lang w:eastAsia="en-GB"/>
+        </w:rPr>
+        <w:br/>
+      </w:r>
+      <w:r>
+        <w:rPr>
+          <w:lang w:eastAsia="en-GB"/>
+        </w:rPr>
+        <w:br/>
+        <w:t>Contact me to book your free 10-minute phone consultation or feel free to ask any questions you have. This will help us to establish if I am the best suited therapist for you based on my training and experience. If I am not, I will try my best to recommend an alternative therapist.</w:t>
+      </w:r>
+    </w:p>
+    <w:p/>
+    <w:p/>
+    <w:p>
+      <w:pPr>
+        <w:pStyle w:val="Heading2"/>
+        <w:shd w:val="clear" w:color="auto" w:fill="F5F5F5"/>
+        <w:spacing w:after="0" w:afterAutospacing="0"/>
+        <w:rPr>
+          <w:rFonts w:ascii="Playfair Display" w:hAnsi="Playfair Display" w:cs="Poppins"/>
+          <w:color w:val="1D1D1D"/>
+        </w:rPr>
+      </w:pPr>
+      <w:r>
+        <w:rPr>
+          <w:rFonts w:ascii="Playfair Display" w:hAnsi="Playfair Display" w:cs="Poppins"/>
+          <w:color w:val="1D1D1D"/>
+        </w:rPr>
+        <w:t>Prices</w:t>
+      </w:r>
+    </w:p>
+    <w:p>
+      <w:pPr>
+        <w:pStyle w:val="sectionsubtitle"/>
+        <w:shd w:val="clear" w:color="auto" w:fill="F5F5F5"/>
+        <w:spacing w:before="0" w:beforeAutospacing="0" w:after="1500" w:afterAutospacing="0"/>
+        <w:rPr>
+          <w:rFonts w:ascii="Poppins" w:hAnsi="Poppins" w:cs="Poppins"/>
+          <w:color w:val="000000"/>
+          <w:sz w:val="32"/>
+          <w:szCs w:val="32"/>
+        </w:rPr>
+      </w:pPr>
+      <w:r>
+        <w:rPr>
+          <w:rFonts w:ascii="Poppins" w:hAnsi="Poppins" w:cs="Poppins"/>
+          <w:color w:val="000000"/>
+          <w:sz w:val="32"/>
+          <w:szCs w:val="32"/>
+        </w:rPr>
+        <w:t xml:space="preserve">Lorem ipsum </w:t>
+      </w:r>
+      <w:proofErr w:type="spellStart"/>
+      <w:r>
+        <w:rPr>
+          <w:rFonts w:ascii="Poppins" w:hAnsi="Poppins" w:cs="Poppins"/>
+          <w:color w:val="000000"/>
+          <w:sz w:val="32"/>
+          <w:szCs w:val="32"/>
+        </w:rPr>
+        <w:t>dolor</w:t>
+      </w:r>
+      <w:proofErr w:type="spellEnd"/>
+      <w:r>
+        <w:rPr>
+          <w:rFonts w:ascii="Poppins" w:hAnsi="Poppins" w:cs="Poppins"/>
+          <w:color w:val="000000"/>
+          <w:sz w:val="32"/>
+          <w:szCs w:val="32"/>
+        </w:rPr>
+        <w:t xml:space="preserve"> sit </w:t>
+      </w:r>
+      <w:proofErr w:type="spellStart"/>
+      <w:r>
+        <w:rPr>
+          <w:rFonts w:ascii="Poppins" w:hAnsi="Poppins" w:cs="Poppins"/>
+          <w:color w:val="000000"/>
+          <w:sz w:val="32"/>
+          <w:szCs w:val="32"/>
+        </w:rPr>
+        <w:t>amet</w:t>
+      </w:r>
+      <w:proofErr w:type="spellEnd"/>
+      <w:r>
+        <w:rPr>
+          <w:rFonts w:ascii="Poppins" w:hAnsi="Poppins" w:cs="Poppins"/>
+          <w:color w:val="000000"/>
+          <w:sz w:val="32"/>
+          <w:szCs w:val="32"/>
+        </w:rPr>
+        <w:t xml:space="preserve"> </w:t>
+      </w:r>
+      <w:proofErr w:type="spellStart"/>
+      <w:r>
+        <w:rPr>
+          <w:rFonts w:ascii="Poppins" w:hAnsi="Poppins" w:cs="Poppins"/>
+          <w:color w:val="000000"/>
+          <w:sz w:val="32"/>
+          <w:szCs w:val="32"/>
+        </w:rPr>
+        <w:t>consectetur</w:t>
+      </w:r>
+      <w:proofErr w:type="spellEnd"/>
+      <w:r>
+        <w:rPr>
+          <w:rFonts w:ascii="Poppins" w:hAnsi="Poppins" w:cs="Poppins"/>
+          <w:color w:val="000000"/>
+          <w:sz w:val="32"/>
+          <w:szCs w:val="32"/>
+        </w:rPr>
+        <w:t>.</w:t>
+      </w:r>
+    </w:p>
+    <w:p>
+      <w:pPr>
+        <w:pStyle w:val="Heading3"/>
+        <w:shd w:val="clear" w:color="auto" w:fill="F5F5F5"/>
+        <w:spacing w:before="0"/>
+        <w:rPr>
+          <w:rFonts w:ascii="Playfair Display" w:hAnsi="Playfair Display" w:cs="Poppins"/>
+          <w:color w:val="1D1D1D"/>
+          <w:sz w:val="27"/>
+          <w:szCs w:val="27"/>
+        </w:rPr>
+      </w:pPr>
+      <w:r>
+        <w:rPr>
+          <w:rFonts w:ascii="Playfair Display" w:hAnsi="Playfair Display" w:cs="Poppins"/>
+          <w:color w:val="1D1D1D"/>
+        </w:rPr>
+        <w:t>Prices</w:t>
+      </w:r>
+    </w:p>
+    <w:p>
+      <w:pPr>
+        <w:pStyle w:val="NormalWeb"/>
+        <w:numPr>
+          <w:ilvl w:val="0"/>
+          <w:numId w:val="3"/>
+        </w:numPr>
+        <w:shd w:val="clear" w:color="auto" w:fill="F5F5F5"/>
+        <w:rPr>
+          <w:rFonts w:ascii="Poppins" w:hAnsi="Poppins" w:cs="Poppins"/>
+          <w:color w:val="000000"/>
+          <w:sz w:val="32"/>
+          <w:szCs w:val="32"/>
+        </w:rPr>
+      </w:pPr>
+      <w:r>
+        <w:rPr>
+          <w:rStyle w:val="Strong"/>
+          <w:rFonts w:ascii="Poppins" w:eastAsiaTheme="majorEastAsia" w:hAnsi="Poppins" w:cs="Poppins"/>
+          <w:color w:val="000000"/>
+          <w:sz w:val="32"/>
+          <w:szCs w:val="32"/>
+        </w:rPr>
+        <w:t xml:space="preserve">Free introductory </w:t>
+      </w:r>
+      <w:proofErr w:type="gramStart"/>
+      <w:r>
+        <w:rPr>
+          <w:rStyle w:val="Strong"/>
+          <w:rFonts w:ascii="Poppins" w:eastAsiaTheme="majorEastAsia" w:hAnsi="Poppins" w:cs="Poppins"/>
+          <w:color w:val="000000"/>
+          <w:sz w:val="32"/>
+          <w:szCs w:val="32"/>
+        </w:rPr>
+        <w:t>10 minute</w:t>
+      </w:r>
+      <w:proofErr w:type="gramEnd"/>
+      <w:r>
+        <w:rPr>
+          <w:rStyle w:val="Strong"/>
+          <w:rFonts w:ascii="Poppins" w:eastAsiaTheme="majorEastAsia" w:hAnsi="Poppins" w:cs="Poppins"/>
+          <w:color w:val="000000"/>
+          <w:sz w:val="32"/>
+          <w:szCs w:val="32"/>
+        </w:rPr>
+        <w:t xml:space="preserve"> phone consultation.</w:t>
+      </w:r>
+    </w:p>
+    <w:p>
+      <w:pPr>
+        <w:pStyle w:val="priceitem"/>
+        <w:numPr>
+          <w:ilvl w:val="0"/>
+          <w:numId w:val="3"/>
+        </w:numPr>
+        <w:shd w:val="clear" w:color="auto" w:fill="F5F5F5"/>
+        <w:rPr>
+          <w:rFonts w:ascii="Poppins" w:hAnsi="Poppins" w:cs="Poppins"/>
+          <w:color w:val="000000"/>
+          <w:sz w:val="32"/>
+          <w:szCs w:val="32"/>
+        </w:rPr>
+      </w:pPr>
+      <w:r>
+        <w:rPr>
+          <w:rFonts w:ascii="Poppins" w:hAnsi="Poppins" w:cs="Poppins"/>
+          <w:color w:val="000000"/>
+          <w:sz w:val="32"/>
+          <w:szCs w:val="32"/>
+        </w:rPr>
+        <w:t>Discounted introductory first session</w:t>
+      </w:r>
+    </w:p>
+    <w:p>
+      <w:pPr>
+        <w:pStyle w:val="pricevalue"/>
+        <w:shd w:val="clear" w:color="auto" w:fill="F5F5F5"/>
+        <w:ind w:left="720"/>
+        <w:rPr>
+          <w:rFonts w:ascii="Poppins" w:hAnsi="Poppins" w:cs="Poppins"/>
+          <w:color w:val="000000"/>
+          <w:sz w:val="32"/>
+          <w:szCs w:val="32"/>
+        </w:rPr>
+      </w:pPr>
+      <w:r>
+        <w:rPr>
+          <w:rFonts w:ascii="Poppins" w:hAnsi="Poppins" w:cs="Poppins"/>
+          <w:color w:val="000000"/>
+          <w:sz w:val="32"/>
+          <w:szCs w:val="32"/>
+        </w:rPr>
+        <w:t>£30</w:t>
+      </w:r>
+    </w:p>
+    <w:p>
+      <w:pPr>
+        <w:pStyle w:val="priceitem"/>
+        <w:numPr>
+          <w:ilvl w:val="0"/>
+          <w:numId w:val="3"/>
+        </w:numPr>
+        <w:shd w:val="clear" w:color="auto" w:fill="F5F5F5"/>
+        <w:rPr>
+          <w:rFonts w:ascii="Poppins" w:hAnsi="Poppins" w:cs="Poppins"/>
+          <w:color w:val="000000"/>
+          <w:sz w:val="32"/>
+          <w:szCs w:val="32"/>
+        </w:rPr>
+      </w:pPr>
+      <w:r>
+        <w:rPr>
+          <w:rFonts w:ascii="Poppins" w:hAnsi="Poppins" w:cs="Poppins"/>
+          <w:color w:val="000000"/>
+          <w:sz w:val="32"/>
+          <w:szCs w:val="32"/>
+        </w:rPr>
+        <w:t>Face to face/Online Counselling</w:t>
+      </w:r>
+      <w:r>
+        <w:rPr>
+          <w:rFonts w:ascii="Poppins" w:hAnsi="Poppins" w:cs="Poppins"/>
+          <w:color w:val="000000"/>
+          <w:sz w:val="32"/>
+          <w:szCs w:val="32"/>
+        </w:rPr>
+        <w:br/>
+      </w:r>
+      <w:r>
+        <w:rPr>
+          <w:rFonts w:ascii="Poppins" w:hAnsi="Poppins" w:cs="Poppins"/>
+          <w:color w:val="C28364"/>
+          <w:sz w:val="27"/>
+          <w:szCs w:val="27"/>
+        </w:rPr>
+        <w:t>For young people (11+) and adults</w:t>
+      </w:r>
+    </w:p>
+    <w:p>
+      <w:pPr>
+        <w:pStyle w:val="pricevalue"/>
+        <w:shd w:val="clear" w:color="auto" w:fill="F5F5F5"/>
+        <w:ind w:left="720"/>
+        <w:rPr>
+          <w:rFonts w:ascii="Poppins" w:hAnsi="Poppins" w:cs="Poppins"/>
+          <w:color w:val="000000"/>
+          <w:sz w:val="32"/>
+          <w:szCs w:val="32"/>
+        </w:rPr>
+      </w:pPr>
+      <w:r>
+        <w:rPr>
+          <w:rFonts w:ascii="Poppins" w:hAnsi="Poppins" w:cs="Poppins"/>
+          <w:color w:val="000000"/>
+          <w:sz w:val="32"/>
+          <w:szCs w:val="32"/>
+        </w:rPr>
+        <w:lastRenderedPageBreak/>
+        <w:t>£40</w:t>
+      </w:r>
+    </w:p>
+    <w:p>
+      <w:pPr>
+        <w:pStyle w:val="priceitem"/>
+        <w:numPr>
+          <w:ilvl w:val="0"/>
+          <w:numId w:val="3"/>
+        </w:numPr>
+        <w:shd w:val="clear" w:color="auto" w:fill="F5F5F5"/>
+        <w:rPr>
+          <w:rFonts w:ascii="Poppins" w:hAnsi="Poppins" w:cs="Poppins"/>
+          <w:color w:val="000000"/>
+          <w:sz w:val="32"/>
+          <w:szCs w:val="32"/>
+        </w:rPr>
+      </w:pPr>
+      <w:r>
+        <w:rPr>
+          <w:rFonts w:ascii="Poppins" w:hAnsi="Poppins" w:cs="Poppins"/>
+          <w:color w:val="000000"/>
+          <w:sz w:val="32"/>
+          <w:szCs w:val="32"/>
+        </w:rPr>
+        <w:t>Students</w:t>
+      </w:r>
+      <w:r>
+        <w:rPr>
+          <w:rFonts w:ascii="Poppins" w:hAnsi="Poppins" w:cs="Poppins"/>
+          <w:color w:val="000000"/>
+          <w:sz w:val="32"/>
+          <w:szCs w:val="32"/>
+        </w:rPr>
+        <w:br/>
+      </w:r>
+      <w:r>
+        <w:rPr>
+          <w:rFonts w:ascii="Poppins" w:hAnsi="Poppins" w:cs="Poppins"/>
+          <w:color w:val="C28364"/>
+          <w:sz w:val="27"/>
+          <w:szCs w:val="27"/>
+        </w:rPr>
+        <w:t>(over 18)</w:t>
+      </w:r>
+    </w:p>
+    <w:p>
+      <w:pPr>
+        <w:pStyle w:val="pricevalue"/>
+        <w:shd w:val="clear" w:color="auto" w:fill="F5F5F5"/>
+        <w:ind w:left="720"/>
+        <w:rPr>
+          <w:rFonts w:ascii="Poppins" w:hAnsi="Poppins" w:cs="Poppins"/>
+          <w:color w:val="000000"/>
+          <w:sz w:val="32"/>
+          <w:szCs w:val="32"/>
+        </w:rPr>
+      </w:pPr>
+      <w:r>
+        <w:rPr>
+          <w:rFonts w:ascii="Poppins" w:hAnsi="Poppins" w:cs="Poppins"/>
+          <w:color w:val="000000"/>
+          <w:sz w:val="32"/>
+          <w:szCs w:val="32"/>
+        </w:rPr>
+        <w:t>£35</w:t>
+      </w:r>
+    </w:p>
+    <w:p>
+      <w:pPr>
+        <w:pStyle w:val="priceitem"/>
+        <w:numPr>
+          <w:ilvl w:val="0"/>
+          <w:numId w:val="3"/>
+        </w:numPr>
+        <w:shd w:val="clear" w:color="auto" w:fill="F5F5F5"/>
+        <w:rPr>
+          <w:rFonts w:ascii="Poppins" w:hAnsi="Poppins" w:cs="Poppins"/>
+          <w:color w:val="000000"/>
+          <w:sz w:val="32"/>
+          <w:szCs w:val="32"/>
+        </w:rPr>
+      </w:pPr>
+      <w:r>
+        <w:rPr>
+          <w:rFonts w:ascii="Poppins" w:hAnsi="Poppins" w:cs="Poppins"/>
+          <w:color w:val="000000"/>
+          <w:sz w:val="32"/>
+          <w:szCs w:val="32"/>
+        </w:rPr>
+        <w:t>12 Sessions</w:t>
+      </w:r>
+      <w:r>
+        <w:rPr>
+          <w:rFonts w:ascii="Poppins" w:hAnsi="Poppins" w:cs="Poppins"/>
+          <w:color w:val="000000"/>
+          <w:sz w:val="32"/>
+          <w:szCs w:val="32"/>
+        </w:rPr>
+        <w:br/>
+      </w:r>
+      <w:r>
+        <w:rPr>
+          <w:rFonts w:ascii="Poppins" w:hAnsi="Poppins" w:cs="Poppins"/>
+          <w:color w:val="C28364"/>
+          <w:sz w:val="27"/>
+          <w:szCs w:val="27"/>
+        </w:rPr>
+        <w:t>(Discounted)</w:t>
+      </w:r>
+    </w:p>
+    <w:p>
+      <w:pPr>
+        <w:pStyle w:val="pricevalue"/>
+        <w:shd w:val="clear" w:color="auto" w:fill="F5F5F5"/>
+        <w:ind w:left="720"/>
+        <w:rPr>
+          <w:rFonts w:ascii="Poppins" w:hAnsi="Poppins" w:cs="Poppins"/>
+          <w:color w:val="000000"/>
+          <w:sz w:val="32"/>
+          <w:szCs w:val="32"/>
+        </w:rPr>
+      </w:pPr>
+      <w:r>
+        <w:rPr>
+          <w:rFonts w:ascii="Poppins" w:hAnsi="Poppins" w:cs="Poppins"/>
+          <w:color w:val="000000"/>
+          <w:sz w:val="32"/>
+          <w:szCs w:val="32"/>
+        </w:rPr>
+        <w:t>£440</w:t>
+      </w:r>
+    </w:p>
+    <w:p>
+      <w:r>
+        <w:br/>
+      </w:r>
+      <w:r>
+        <w:br/>
+      </w:r>
+      <w:r>
+        <w:br/>
+        <w:t>contact</w:t>
+      </w:r>
+    </w:p>
+    <w:p/>
+    <w:p/>
+    <w:p>
+      <w:pPr>
+        <w:outlineLvl w:val="1"/>
+        <w:rPr>
+          <w:rFonts w:ascii="Playfair Display" w:eastAsia="Times New Roman" w:hAnsi="Playfair Display" w:cs="Poppins"/>
+          <w:b/>
+          <w:bCs/>
+          <w:color w:val="F5F5F5"/>
+          <w:sz w:val="36"/>
+          <w:szCs w:val="36"/>
+          <w:lang w:eastAsia="en-GB"/>
+        </w:rPr>
+      </w:pPr>
+      <w:r>
+        <w:rPr>
+          <w:rFonts w:ascii="Playfair Display" w:eastAsia="Times New Roman" w:hAnsi="Playfair Display" w:cs="Poppins"/>
+          <w:b/>
+          <w:bCs/>
+          <w:color w:val="F5F5F5"/>
+          <w:sz w:val="36"/>
+          <w:szCs w:val="36"/>
+          <w:lang w:eastAsia="en-GB"/>
+        </w:rPr>
+        <w:t xml:space="preserve">“It is only when we take </w:t>
+      </w:r>
+      <w:proofErr w:type="gramStart"/>
+      <w:r>
+        <w:rPr>
+          <w:rFonts w:ascii="Playfair Display" w:eastAsia="Times New Roman" w:hAnsi="Playfair Display" w:cs="Poppins"/>
+          <w:b/>
+          <w:bCs/>
+          <w:color w:val="F5F5F5"/>
+          <w:sz w:val="36"/>
+          <w:szCs w:val="36"/>
+          <w:lang w:eastAsia="en-GB"/>
+        </w:rPr>
+        <w:t>chances, when</w:t>
+      </w:r>
+      <w:proofErr w:type="gramEnd"/>
+      <w:r>
+        <w:rPr>
+          <w:rFonts w:ascii="Playfair Display" w:eastAsia="Times New Roman" w:hAnsi="Playfair Display" w:cs="Poppins"/>
+          <w:b/>
+          <w:bCs/>
+          <w:color w:val="F5F5F5"/>
+          <w:sz w:val="36"/>
+          <w:szCs w:val="36"/>
+          <w:lang w:eastAsia="en-GB"/>
+        </w:rPr>
+        <w:t xml:space="preserve"> our lives improve. The initial and the most difficult risk that we need to take is to become honest.”</w:t>
+      </w:r>
+      <w:r>
+        <w:rPr>
+          <w:rFonts w:ascii="Playfair Display" w:eastAsia="Times New Roman" w:hAnsi="Playfair Display" w:cs="Poppins"/>
+          <w:b/>
+          <w:bCs/>
+          <w:color w:val="F5F5F5"/>
+          <w:sz w:val="36"/>
+          <w:szCs w:val="36"/>
+          <w:lang w:eastAsia="en-GB"/>
+        </w:rPr>
+        <w:br/>
+      </w:r>
+    </w:p>
+    <w:p>
+      <w:pPr>
+        <w:spacing w:before="100" w:beforeAutospacing="1" w:after="100" w:afterAutospacing="1"/>
+        <w:rPr>
+          <w:rFonts w:ascii="Poppins" w:eastAsia="Times New Roman" w:hAnsi="Poppins" w:cs="Poppins"/>
+          <w:color w:val="F5F5F5"/>
+          <w:lang w:eastAsia="en-GB"/>
+        </w:rPr>
+      </w:pPr>
+      <w:r>
+        <w:rPr>
+          <w:rFonts w:ascii="Poppins" w:eastAsia="Times New Roman" w:hAnsi="Poppins" w:cs="Poppins"/>
+          <w:color w:val="F5F5F5"/>
+          <w:lang w:eastAsia="en-GB"/>
+        </w:rPr>
+        <w:t>— Walter Anderson</w:t>
+      </w:r>
+    </w:p>
+    <w:p>
+      <w:pPr>
+        <w:shd w:val="clear" w:color="auto" w:fill="EFEAE2"/>
+        <w:spacing w:before="100" w:beforeAutospacing="1" w:after="100" w:afterAutospacing="1"/>
+        <w:jc w:val="center"/>
+        <w:rPr>
+          <w:rFonts w:ascii="Poppins" w:eastAsia="Times New Roman" w:hAnsi="Poppins" w:cs="Poppins"/>
+          <w:color w:val="1D1D1D"/>
+          <w:lang w:eastAsia="en-GB"/>
+        </w:rPr>
+      </w:pPr>
+      <w:r>
+        <w:rPr>
+          <w:rFonts w:ascii="Poppins" w:eastAsia="Times New Roman" w:hAnsi="Poppins" w:cs="Poppins"/>
+          <w:color w:val="1D1D1D"/>
+          <w:lang w:eastAsia="en-GB"/>
+        </w:rPr>
+        <w:t>Send me an email! </w:t>
+      </w:r>
+      <w:hyperlink r:id="rId5" w:history="1">
+        <w:r>
+          <w:rPr>
+            <w:rFonts w:ascii="Poppins" w:eastAsia="Times New Roman" w:hAnsi="Poppins" w:cs="Poppins"/>
+            <w:color w:val="1D1D1D"/>
+            <w:u w:val="single"/>
+            <w:lang w:eastAsia="en-GB"/>
+          </w:rPr>
+          <w:t>hello@counselling-name.co.uk</w:t>
+        </w:r>
+      </w:hyperlink>
+    </w:p>
+    <w:p>
+      <w:pPr>
+        <w:shd w:val="clear" w:color="auto" w:fill="EFEAE2"/>
+        <w:spacing w:before="100" w:beforeAutospacing="1" w:after="100" w:afterAutospacing="1"/>
+        <w:jc w:val="center"/>
+        <w:rPr>
+          <w:rFonts w:ascii="Poppins" w:eastAsia="Times New Roman" w:hAnsi="Poppins" w:cs="Poppins"/>
+          <w:color w:val="1D1D1D"/>
+          <w:lang w:eastAsia="en-GB"/>
+        </w:rPr>
+      </w:pPr>
+      <w:r>
+        <w:rPr>
+          <w:rFonts w:ascii="Poppins" w:eastAsia="Times New Roman" w:hAnsi="Poppins" w:cs="Poppins"/>
+          <w:color w:val="1D1D1D"/>
+          <w:shd w:val="clear" w:color="auto" w:fill="EFEAE2"/>
+          <w:lang w:eastAsia="en-GB"/>
+        </w:rPr>
+        <w:t>or</w:t>
+      </w:r>
+    </w:p>
+    <w:p>
+      <w:pPr>
+        <w:shd w:val="clear" w:color="auto" w:fill="EFEAE2"/>
+        <w:spacing w:before="100" w:beforeAutospacing="1" w:afterAutospacing="1"/>
+        <w:jc w:val="center"/>
+        <w:rPr>
+          <w:rFonts w:ascii="Poppins" w:eastAsia="Times New Roman" w:hAnsi="Poppins" w:cs="Poppins"/>
+          <w:color w:val="1D1D1D"/>
+          <w:lang w:eastAsia="en-GB"/>
+        </w:rPr>
+      </w:pPr>
+      <w:r>
+        <w:rPr>
+          <w:rFonts w:ascii="Poppins" w:eastAsia="Times New Roman" w:hAnsi="Poppins" w:cs="Poppins"/>
+          <w:color w:val="1D1D1D"/>
+          <w:lang w:eastAsia="en-GB"/>
+        </w:rPr>
+        <w:t>Let's have a quick chat </w:t>
+      </w:r>
+      <w:hyperlink r:id="rId6" w:history="1">
+        <w:r>
+          <w:rPr>
+            <w:rFonts w:ascii="Poppins" w:eastAsia="Times New Roman" w:hAnsi="Poppins" w:cs="Poppins"/>
+            <w:color w:val="1D1D1D"/>
+            <w:u w:val="single"/>
+            <w:lang w:eastAsia="en-GB"/>
+          </w:rPr>
+          <w:t>hello@counselling-name.co.uk</w:t>
+        </w:r>
+      </w:hyperlink>
+    </w:p>
+    <w:p>
+      <w:pPr>
+        <w:spacing w:beforeAutospacing="1" w:after="100" w:afterAutospacing="1"/>
+        <w:rPr>
+          <w:rFonts w:ascii="Poppins" w:eastAsia="Times New Roman" w:hAnsi="Poppins" w:cs="Poppins"/>
+          <w:color w:val="F5F5F5"/>
+          <w:lang w:eastAsia="en-GB"/>
+        </w:rPr>
+      </w:pPr>
+      <w:r>
+        <w:rPr>
+          <w:rFonts w:ascii="Poppins" w:eastAsia="Times New Roman" w:hAnsi="Poppins" w:cs="Poppins"/>
+          <w:color w:val="F5F5F5"/>
+          <w:lang w:eastAsia="en-GB"/>
+        </w:rPr>
+        <w:t>© 2023 Arc</w:t>
+      </w:r>
+    </w:p>
+    <w:p>
+      <w:pPr>
+        <w:numPr>
+          <w:ilvl w:val="0"/>
+          <w:numId w:val="4"/>
+        </w:numPr>
+        <w:spacing w:before="100" w:beforeAutospacing="1" w:after="100" w:afterAutospacing="1"/>
+        <w:rPr>
+          <w:rFonts w:ascii="Poppins" w:eastAsia="Times New Roman" w:hAnsi="Poppins" w:cs="Poppins"/>
+          <w:color w:val="F5F5F5"/>
+          <w:lang w:eastAsia="en-GB"/>
+        </w:rPr>
+      </w:pPr>
+    </w:p>
+    <w:p>
+      <w:pPr>
+        <w:numPr>
+          <w:ilvl w:val="0"/>
+          <w:numId w:val="4"/>
+        </w:numPr>
+        <w:spacing w:before="100" w:beforeAutospacing="1" w:afterAutospacing="1"/>
+        <w:ind w:left="1020"/>
+        <w:rPr>
+          <w:rFonts w:ascii="Poppins" w:eastAsia="Times New Roman" w:hAnsi="Poppins" w:cs="Poppins"/>
+          <w:color w:val="F5F5F5"/>
+          <w:lang w:eastAsia="en-GB"/>
+        </w:rPr>
+      </w:pPr>
+    </w:p>
+    <w:p>
+      <w:pPr>
+        <w:rPr>
+          <w:rFonts w:ascii="Times New Roman" w:eastAsia="Times New Roman" w:hAnsi="Times New Roman" w:cs="Times New Roman"/>
+          <w:lang w:eastAsia="en-GB"/>
+        </w:rPr>
+      </w:pPr>
     </w:p>
     <w:p/>
     <w:sectPr>
@@ -361,6 +1451,619 @@
     </w:sectPr>
   </w:body>
 </w:document>
+</file>
+
+<file path=word/numbering.xml><?xml version="1.0" encoding="utf-8"?>
+<w:numbering xmlns:wpc="http://schemas.microsoft.com/office/word/2010/wordprocessingCanvas" xmlns:cx="http://schemas.microsoft.com/office/drawing/2014/chartex" xmlns:cx1="http://schemas.microsoft.com/office/drawing/2015/9/8/chartex" xmlns:cx2="http://schemas.microsoft.com/office/drawing/2015/10/21/chartex" xmlns:cx3="http://schemas.microsoft.com/office/drawing/2016/5/9/chartex" xmlns:cx4="http://schemas.microsoft.com/office/drawing/2016/5/10/chartex" xmlns:cx5="http://schemas.microsoft.com/office/drawing/2016/5/11/chartex" xmlns:cx6="http://schemas.microsoft.com/office/drawing/2016/5/12/chartex" xmlns:cx7="http://schemas.microsoft.com/office/drawing/2016/5/13/chartex" xmlns:cx8="http://schemas.microsoft.com/office/drawing/2016/5/14/chartex" xmlns:mc="http://schemas.openxmlformats.org/markup-compatibility/2006" xmlns:aink="http://schemas.microsoft.com/office/drawing/2016/ink" xmlns:am3d="http://schemas.microsoft.com/office/drawing/2017/model3d" xmlns:o="urn:schemas-microsoft-com:office:office" xmlns:oel="http://schemas.microsoft.com/office/2019/extlst" xmlns:r="http://schemas.openxmlformats.org/officeDocument/2006/relationships" xmlns:m="http://schemas.openxmlformats.org/officeDocument/2006/math" xmlns:v="urn:schemas-microsoft-com:vml" xmlns:wp14="http://schemas.microsoft.com/office/word/2010/wordprocessingDrawing" xmlns:wp="http://schemas.openxmlformats.org/drawingml/2006/wordprocessingDrawing" xmlns:w10="urn:schemas-microsoft-com:office:word" xmlns:w="http://schemas.openxmlformats.org/wordprocessingml/2006/main" xmlns:w14="http://schemas.microsoft.com/office/word/2010/wordml" xmlns:w15="http://schemas.microsoft.com/office/word/2012/wordml" xmlns:w16cex="http://schemas.microsoft.com/office/word/2018/wordml/cex" xmlns:w16cid="http://schemas.microsoft.com/office/word/2016/wordml/cid" xmlns:w16="http://schemas.microsoft.com/office/word/2018/wordml" xmlns:w16sdtdh="http://schemas.microsoft.com/office/word/2020/wordml/sdtdatahash" xmlns:w16se="http://schemas.microsoft.com/office/word/2015/wordml/symex" xmlns:wpg="http://schemas.microsoft.com/office/word/2010/wordprocessingGroup" xmlns:wpi="http://schemas.microsoft.com/office/word/2010/wordprocessingInk" xmlns:wne="http://schemas.microsoft.com/office/word/2006/wordml" xmlns:wps="http://schemas.microsoft.com/office/word/2010/wordprocessingShape" mc:Ignorable="w14 w15 w16se w16cid w16 w16cex w16sdtdh wp14">
+  <w:abstractNum w:abstractNumId="0" w15:restartNumberingAfterBreak="0">
+    <w:nsid w:val="1D7D0D11"/>
+    <w:multiLevelType w:val="multilevel"/>
+    <w:tmpl w:val="01EC357A"/>
+    <w:lvl w:ilvl="0">
+      <w:start w:val="1"/>
+      <w:numFmt w:val="bullet"/>
+      <w:lvlText w:val=""/>
+      <w:lvlJc w:val="left"/>
+      <w:pPr>
+        <w:tabs>
+          <w:tab w:val="num" w:pos="720"/>
+        </w:tabs>
+        <w:ind w:left="720" w:hanging="360"/>
+      </w:pPr>
+      <w:rPr>
+        <w:rFonts w:ascii="Symbol" w:hAnsi="Symbol" w:hint="default"/>
+        <w:sz w:val="20"/>
+      </w:rPr>
+    </w:lvl>
+    <w:lvl w:ilvl="1" w:tentative="1">
+      <w:start w:val="1"/>
+      <w:numFmt w:val="bullet"/>
+      <w:lvlText w:val="o"/>
+      <w:lvlJc w:val="left"/>
+      <w:pPr>
+        <w:tabs>
+          <w:tab w:val="num" w:pos="1440"/>
+        </w:tabs>
+        <w:ind w:left="1440" w:hanging="360"/>
+      </w:pPr>
+      <w:rPr>
+        <w:rFonts w:ascii="Courier New" w:hAnsi="Courier New" w:hint="default"/>
+        <w:sz w:val="20"/>
+      </w:rPr>
+    </w:lvl>
+    <w:lvl w:ilvl="2" w:tentative="1">
+      <w:start w:val="1"/>
+      <w:numFmt w:val="bullet"/>
+      <w:lvlText w:val=""/>
+      <w:lvlJc w:val="left"/>
+      <w:pPr>
+        <w:tabs>
+          <w:tab w:val="num" w:pos="2160"/>
+        </w:tabs>
+        <w:ind w:left="2160" w:hanging="360"/>
+      </w:pPr>
+      <w:rPr>
+        <w:rFonts w:ascii="Wingdings" w:hAnsi="Wingdings" w:hint="default"/>
+        <w:sz w:val="20"/>
+      </w:rPr>
+    </w:lvl>
+    <w:lvl w:ilvl="3" w:tentative="1">
+      <w:start w:val="1"/>
+      <w:numFmt w:val="bullet"/>
+      <w:lvlText w:val=""/>
+      <w:lvlJc w:val="left"/>
+      <w:pPr>
+        <w:tabs>
+          <w:tab w:val="num" w:pos="2880"/>
+        </w:tabs>
+        <w:ind w:left="2880" w:hanging="360"/>
+      </w:pPr>
+      <w:rPr>
+        <w:rFonts w:ascii="Wingdings" w:hAnsi="Wingdings" w:hint="default"/>
+        <w:sz w:val="20"/>
+      </w:rPr>
+    </w:lvl>
+    <w:lvl w:ilvl="4" w:tentative="1">
+      <w:start w:val="1"/>
+      <w:numFmt w:val="bullet"/>
+      <w:lvlText w:val=""/>
+      <w:lvlJc w:val="left"/>
+      <w:pPr>
+        <w:tabs>
+          <w:tab w:val="num" w:pos="3600"/>
+        </w:tabs>
+        <w:ind w:left="3600" w:hanging="360"/>
+      </w:pPr>
+      <w:rPr>
+        <w:rFonts w:ascii="Wingdings" w:hAnsi="Wingdings" w:hint="default"/>
+        <w:sz w:val="20"/>
+      </w:rPr>
+    </w:lvl>
+    <w:lvl w:ilvl="5" w:tentative="1">
+      <w:start w:val="1"/>
+      <w:numFmt w:val="bullet"/>
+      <w:lvlText w:val=""/>
+      <w:lvlJc w:val="left"/>
+      <w:pPr>
+        <w:tabs>
+          <w:tab w:val="num" w:pos="4320"/>
+        </w:tabs>
+        <w:ind w:left="4320" w:hanging="360"/>
+      </w:pPr>
+      <w:rPr>
+        <w:rFonts w:ascii="Wingdings" w:hAnsi="Wingdings" w:hint="default"/>
+        <w:sz w:val="20"/>
+      </w:rPr>
+    </w:lvl>
+    <w:lvl w:ilvl="6" w:tentative="1">
+      <w:start w:val="1"/>
+      <w:numFmt w:val="bullet"/>
+      <w:lvlText w:val=""/>
+      <w:lvlJc w:val="left"/>
+      <w:pPr>
+        <w:tabs>
+          <w:tab w:val="num" w:pos="5040"/>
+        </w:tabs>
+        <w:ind w:left="5040" w:hanging="360"/>
+      </w:pPr>
+      <w:rPr>
+        <w:rFonts w:ascii="Wingdings" w:hAnsi="Wingdings" w:hint="default"/>
+        <w:sz w:val="20"/>
+      </w:rPr>
+    </w:lvl>
+    <w:lvl w:ilvl="7" w:tentative="1">
+      <w:start w:val="1"/>
+      <w:numFmt w:val="bullet"/>
+      <w:lvlText w:val=""/>
+      <w:lvlJc w:val="left"/>
+      <w:pPr>
+        <w:tabs>
+          <w:tab w:val="num" w:pos="5760"/>
+        </w:tabs>
+        <w:ind w:left="5760" w:hanging="360"/>
+      </w:pPr>
+      <w:rPr>
+        <w:rFonts w:ascii="Wingdings" w:hAnsi="Wingdings" w:hint="default"/>
+        <w:sz w:val="20"/>
+      </w:rPr>
+    </w:lvl>
+    <w:lvl w:ilvl="8" w:tentative="1">
+      <w:start w:val="1"/>
+      <w:numFmt w:val="bullet"/>
+      <w:lvlText w:val=""/>
+      <w:lvlJc w:val="left"/>
+      <w:pPr>
+        <w:tabs>
+          <w:tab w:val="num" w:pos="6480"/>
+        </w:tabs>
+        <w:ind w:left="6480" w:hanging="360"/>
+      </w:pPr>
+      <w:rPr>
+        <w:rFonts w:ascii="Wingdings" w:hAnsi="Wingdings" w:hint="default"/>
+        <w:sz w:val="20"/>
+      </w:rPr>
+    </w:lvl>
+  </w:abstractNum>
+  <w:abstractNum w:abstractNumId="1" w15:restartNumberingAfterBreak="0">
+    <w:nsid w:val="2FFE6DAE"/>
+    <w:multiLevelType w:val="multilevel"/>
+    <w:tmpl w:val="D86ADA34"/>
+    <w:lvl w:ilvl="0">
+      <w:start w:val="1"/>
+      <w:numFmt w:val="bullet"/>
+      <w:lvlText w:val=""/>
+      <w:lvlJc w:val="left"/>
+      <w:pPr>
+        <w:tabs>
+          <w:tab w:val="num" w:pos="720"/>
+        </w:tabs>
+        <w:ind w:left="720" w:hanging="360"/>
+      </w:pPr>
+      <w:rPr>
+        <w:rFonts w:ascii="Symbol" w:hAnsi="Symbol" w:hint="default"/>
+        <w:sz w:val="20"/>
+      </w:rPr>
+    </w:lvl>
+    <w:lvl w:ilvl="1" w:tentative="1">
+      <w:start w:val="1"/>
+      <w:numFmt w:val="bullet"/>
+      <w:lvlText w:val="o"/>
+      <w:lvlJc w:val="left"/>
+      <w:pPr>
+        <w:tabs>
+          <w:tab w:val="num" w:pos="1440"/>
+        </w:tabs>
+        <w:ind w:left="1440" w:hanging="360"/>
+      </w:pPr>
+      <w:rPr>
+        <w:rFonts w:ascii="Courier New" w:hAnsi="Courier New" w:hint="default"/>
+        <w:sz w:val="20"/>
+      </w:rPr>
+    </w:lvl>
+    <w:lvl w:ilvl="2" w:tentative="1">
+      <w:start w:val="1"/>
+      <w:numFmt w:val="bullet"/>
+      <w:lvlText w:val=""/>
+      <w:lvlJc w:val="left"/>
+      <w:pPr>
+        <w:tabs>
+          <w:tab w:val="num" w:pos="2160"/>
+        </w:tabs>
+        <w:ind w:left="2160" w:hanging="360"/>
+      </w:pPr>
+      <w:rPr>
+        <w:rFonts w:ascii="Wingdings" w:hAnsi="Wingdings" w:hint="default"/>
+        <w:sz w:val="20"/>
+      </w:rPr>
+    </w:lvl>
+    <w:lvl w:ilvl="3" w:tentative="1">
+      <w:start w:val="1"/>
+      <w:numFmt w:val="bullet"/>
+      <w:lvlText w:val=""/>
+      <w:lvlJc w:val="left"/>
+      <w:pPr>
+        <w:tabs>
+          <w:tab w:val="num" w:pos="2880"/>
+        </w:tabs>
+        <w:ind w:left="2880" w:hanging="360"/>
+      </w:pPr>
+      <w:rPr>
+        <w:rFonts w:ascii="Wingdings" w:hAnsi="Wingdings" w:hint="default"/>
+        <w:sz w:val="20"/>
+      </w:rPr>
+    </w:lvl>
+    <w:lvl w:ilvl="4" w:tentative="1">
+      <w:start w:val="1"/>
+      <w:numFmt w:val="bullet"/>
+      <w:lvlText w:val=""/>
+      <w:lvlJc w:val="left"/>
+      <w:pPr>
+        <w:tabs>
+          <w:tab w:val="num" w:pos="3600"/>
+        </w:tabs>
+        <w:ind w:left="3600" w:hanging="360"/>
+      </w:pPr>
+      <w:rPr>
+        <w:rFonts w:ascii="Wingdings" w:hAnsi="Wingdings" w:hint="default"/>
+        <w:sz w:val="20"/>
+      </w:rPr>
+    </w:lvl>
+    <w:lvl w:ilvl="5" w:tentative="1">
+      <w:start w:val="1"/>
+      <w:numFmt w:val="bullet"/>
+      <w:lvlText w:val=""/>
+      <w:lvlJc w:val="left"/>
+      <w:pPr>
+        <w:tabs>
+          <w:tab w:val="num" w:pos="4320"/>
+        </w:tabs>
+        <w:ind w:left="4320" w:hanging="360"/>
+      </w:pPr>
+      <w:rPr>
+        <w:rFonts w:ascii="Wingdings" w:hAnsi="Wingdings" w:hint="default"/>
+        <w:sz w:val="20"/>
+      </w:rPr>
+    </w:lvl>
+    <w:lvl w:ilvl="6" w:tentative="1">
+      <w:start w:val="1"/>
+      <w:numFmt w:val="bullet"/>
+      <w:lvlText w:val=""/>
+      <w:lvlJc w:val="left"/>
+      <w:pPr>
+        <w:tabs>
+          <w:tab w:val="num" w:pos="5040"/>
+        </w:tabs>
+        <w:ind w:left="5040" w:hanging="360"/>
+      </w:pPr>
+      <w:rPr>
+        <w:rFonts w:ascii="Wingdings" w:hAnsi="Wingdings" w:hint="default"/>
+        <w:sz w:val="20"/>
+      </w:rPr>
+    </w:lvl>
+    <w:lvl w:ilvl="7" w:tentative="1">
+      <w:start w:val="1"/>
+      <w:numFmt w:val="bullet"/>
+      <w:lvlText w:val=""/>
+      <w:lvlJc w:val="left"/>
+      <w:pPr>
+        <w:tabs>
+          <w:tab w:val="num" w:pos="5760"/>
+        </w:tabs>
+        <w:ind w:left="5760" w:hanging="360"/>
+      </w:pPr>
+      <w:rPr>
+        <w:rFonts w:ascii="Wingdings" w:hAnsi="Wingdings" w:hint="default"/>
+        <w:sz w:val="20"/>
+      </w:rPr>
+    </w:lvl>
+    <w:lvl w:ilvl="8" w:tentative="1">
+      <w:start w:val="1"/>
+      <w:numFmt w:val="bullet"/>
+      <w:lvlText w:val=""/>
+      <w:lvlJc w:val="left"/>
+      <w:pPr>
+        <w:tabs>
+          <w:tab w:val="num" w:pos="6480"/>
+        </w:tabs>
+        <w:ind w:left="6480" w:hanging="360"/>
+      </w:pPr>
+      <w:rPr>
+        <w:rFonts w:ascii="Wingdings" w:hAnsi="Wingdings" w:hint="default"/>
+        <w:sz w:val="20"/>
+      </w:rPr>
+    </w:lvl>
+  </w:abstractNum>
+  <w:abstractNum w:abstractNumId="2" w15:restartNumberingAfterBreak="0">
+    <w:nsid w:val="6D5475F5"/>
+    <w:multiLevelType w:val="multilevel"/>
+    <w:tmpl w:val="2C1A6D48"/>
+    <w:lvl w:ilvl="0">
+      <w:start w:val="1"/>
+      <w:numFmt w:val="bullet"/>
+      <w:lvlText w:val=""/>
+      <w:lvlJc w:val="left"/>
+      <w:pPr>
+        <w:tabs>
+          <w:tab w:val="num" w:pos="720"/>
+        </w:tabs>
+        <w:ind w:left="720" w:hanging="360"/>
+      </w:pPr>
+      <w:rPr>
+        <w:rFonts w:ascii="Symbol" w:hAnsi="Symbol" w:hint="default"/>
+        <w:sz w:val="20"/>
+      </w:rPr>
+    </w:lvl>
+    <w:lvl w:ilvl="1" w:tentative="1">
+      <w:start w:val="1"/>
+      <w:numFmt w:val="bullet"/>
+      <w:lvlText w:val="o"/>
+      <w:lvlJc w:val="left"/>
+      <w:pPr>
+        <w:tabs>
+          <w:tab w:val="num" w:pos="1440"/>
+        </w:tabs>
+        <w:ind w:left="1440" w:hanging="360"/>
+      </w:pPr>
+      <w:rPr>
+        <w:rFonts w:ascii="Courier New" w:hAnsi="Courier New" w:hint="default"/>
+        <w:sz w:val="20"/>
+      </w:rPr>
+    </w:lvl>
+    <w:lvl w:ilvl="2" w:tentative="1">
+      <w:start w:val="1"/>
+      <w:numFmt w:val="bullet"/>
+      <w:lvlText w:val=""/>
+      <w:lvlJc w:val="left"/>
+      <w:pPr>
+        <w:tabs>
+          <w:tab w:val="num" w:pos="2160"/>
+        </w:tabs>
+        <w:ind w:left="2160" w:hanging="360"/>
+      </w:pPr>
+      <w:rPr>
+        <w:rFonts w:ascii="Wingdings" w:hAnsi="Wingdings" w:hint="default"/>
+        <w:sz w:val="20"/>
+      </w:rPr>
+    </w:lvl>
+    <w:lvl w:ilvl="3" w:tentative="1">
+      <w:start w:val="1"/>
+      <w:numFmt w:val="bullet"/>
+      <w:lvlText w:val=""/>
+      <w:lvlJc w:val="left"/>
+      <w:pPr>
+        <w:tabs>
+          <w:tab w:val="num" w:pos="2880"/>
+        </w:tabs>
+        <w:ind w:left="2880" w:hanging="360"/>
+      </w:pPr>
+      <w:rPr>
+        <w:rFonts w:ascii="Wingdings" w:hAnsi="Wingdings" w:hint="default"/>
+        <w:sz w:val="20"/>
+      </w:rPr>
+    </w:lvl>
+    <w:lvl w:ilvl="4" w:tentative="1">
+      <w:start w:val="1"/>
+      <w:numFmt w:val="bullet"/>
+      <w:lvlText w:val=""/>
+      <w:lvlJc w:val="left"/>
+      <w:pPr>
+        <w:tabs>
+          <w:tab w:val="num" w:pos="3600"/>
+        </w:tabs>
+        <w:ind w:left="3600" w:hanging="360"/>
+      </w:pPr>
+      <w:rPr>
+        <w:rFonts w:ascii="Wingdings" w:hAnsi="Wingdings" w:hint="default"/>
+        <w:sz w:val="20"/>
+      </w:rPr>
+    </w:lvl>
+    <w:lvl w:ilvl="5" w:tentative="1">
+      <w:start w:val="1"/>
+      <w:numFmt w:val="bullet"/>
+      <w:lvlText w:val=""/>
+      <w:lvlJc w:val="left"/>
+      <w:pPr>
+        <w:tabs>
+          <w:tab w:val="num" w:pos="4320"/>
+        </w:tabs>
+        <w:ind w:left="4320" w:hanging="360"/>
+      </w:pPr>
+      <w:rPr>
+        <w:rFonts w:ascii="Wingdings" w:hAnsi="Wingdings" w:hint="default"/>
+        <w:sz w:val="20"/>
+      </w:rPr>
+    </w:lvl>
+    <w:lvl w:ilvl="6" w:tentative="1">
+      <w:start w:val="1"/>
+      <w:numFmt w:val="bullet"/>
+      <w:lvlText w:val=""/>
+      <w:lvlJc w:val="left"/>
+      <w:pPr>
+        <w:tabs>
+          <w:tab w:val="num" w:pos="5040"/>
+        </w:tabs>
+        <w:ind w:left="5040" w:hanging="360"/>
+      </w:pPr>
+      <w:rPr>
+        <w:rFonts w:ascii="Wingdings" w:hAnsi="Wingdings" w:hint="default"/>
+        <w:sz w:val="20"/>
+      </w:rPr>
+    </w:lvl>
+    <w:lvl w:ilvl="7" w:tentative="1">
+      <w:start w:val="1"/>
+      <w:numFmt w:val="bullet"/>
+      <w:lvlText w:val=""/>
+      <w:lvlJc w:val="left"/>
+      <w:pPr>
+        <w:tabs>
+          <w:tab w:val="num" w:pos="5760"/>
+        </w:tabs>
+        <w:ind w:left="5760" w:hanging="360"/>
+      </w:pPr>
+      <w:rPr>
+        <w:rFonts w:ascii="Wingdings" w:hAnsi="Wingdings" w:hint="default"/>
+        <w:sz w:val="20"/>
+      </w:rPr>
+    </w:lvl>
+    <w:lvl w:ilvl="8" w:tentative="1">
+      <w:start w:val="1"/>
+      <w:numFmt w:val="bullet"/>
+      <w:lvlText w:val=""/>
+      <w:lvlJc w:val="left"/>
+      <w:pPr>
+        <w:tabs>
+          <w:tab w:val="num" w:pos="6480"/>
+        </w:tabs>
+        <w:ind w:left="6480" w:hanging="360"/>
+      </w:pPr>
+      <w:rPr>
+        <w:rFonts w:ascii="Wingdings" w:hAnsi="Wingdings" w:hint="default"/>
+        <w:sz w:val="20"/>
+      </w:rPr>
+    </w:lvl>
+  </w:abstractNum>
+  <w:abstractNum w:abstractNumId="3" w15:restartNumberingAfterBreak="0">
+    <w:nsid w:val="7F2213DE"/>
+    <w:multiLevelType w:val="multilevel"/>
+    <w:tmpl w:val="D416F822"/>
+    <w:lvl w:ilvl="0">
+      <w:start w:val="1"/>
+      <w:numFmt w:val="bullet"/>
+      <w:lvlText w:val=""/>
+      <w:lvlJc w:val="left"/>
+      <w:pPr>
+        <w:tabs>
+          <w:tab w:val="num" w:pos="720"/>
+        </w:tabs>
+        <w:ind w:left="720" w:hanging="360"/>
+      </w:pPr>
+      <w:rPr>
+        <w:rFonts w:ascii="Symbol" w:hAnsi="Symbol" w:hint="default"/>
+        <w:sz w:val="20"/>
+      </w:rPr>
+    </w:lvl>
+    <w:lvl w:ilvl="1" w:tentative="1">
+      <w:start w:val="1"/>
+      <w:numFmt w:val="bullet"/>
+      <w:lvlText w:val="o"/>
+      <w:lvlJc w:val="left"/>
+      <w:pPr>
+        <w:tabs>
+          <w:tab w:val="num" w:pos="1440"/>
+        </w:tabs>
+        <w:ind w:left="1440" w:hanging="360"/>
+      </w:pPr>
+      <w:rPr>
+        <w:rFonts w:ascii="Courier New" w:hAnsi="Courier New" w:hint="default"/>
+        <w:sz w:val="20"/>
+      </w:rPr>
+    </w:lvl>
+    <w:lvl w:ilvl="2" w:tentative="1">
+      <w:start w:val="1"/>
+      <w:numFmt w:val="bullet"/>
+      <w:lvlText w:val=""/>
+      <w:lvlJc w:val="left"/>
+      <w:pPr>
+        <w:tabs>
+          <w:tab w:val="num" w:pos="2160"/>
+        </w:tabs>
+        <w:ind w:left="2160" w:hanging="360"/>
+      </w:pPr>
+      <w:rPr>
+        <w:rFonts w:ascii="Wingdings" w:hAnsi="Wingdings" w:hint="default"/>
+        <w:sz w:val="20"/>
+      </w:rPr>
+    </w:lvl>
+    <w:lvl w:ilvl="3" w:tentative="1">
+      <w:start w:val="1"/>
+      <w:numFmt w:val="bullet"/>
+      <w:lvlText w:val=""/>
+      <w:lvlJc w:val="left"/>
+      <w:pPr>
+        <w:tabs>
+          <w:tab w:val="num" w:pos="2880"/>
+        </w:tabs>
+        <w:ind w:left="2880" w:hanging="360"/>
+      </w:pPr>
+      <w:rPr>
+        <w:rFonts w:ascii="Wingdings" w:hAnsi="Wingdings" w:hint="default"/>
+        <w:sz w:val="20"/>
+      </w:rPr>
+    </w:lvl>
+    <w:lvl w:ilvl="4" w:tentative="1">
+      <w:start w:val="1"/>
+      <w:numFmt w:val="bullet"/>
+      <w:lvlText w:val=""/>
+      <w:lvlJc w:val="left"/>
+      <w:pPr>
+        <w:tabs>
+          <w:tab w:val="num" w:pos="3600"/>
+        </w:tabs>
+        <w:ind w:left="3600" w:hanging="360"/>
+      </w:pPr>
+      <w:rPr>
+        <w:rFonts w:ascii="Wingdings" w:hAnsi="Wingdings" w:hint="default"/>
+        <w:sz w:val="20"/>
+      </w:rPr>
+    </w:lvl>
+    <w:lvl w:ilvl="5" w:tentative="1">
+      <w:start w:val="1"/>
+      <w:numFmt w:val="bullet"/>
+      <w:lvlText w:val=""/>
+      <w:lvlJc w:val="left"/>
+      <w:pPr>
+        <w:tabs>
+          <w:tab w:val="num" w:pos="4320"/>
+        </w:tabs>
+        <w:ind w:left="4320" w:hanging="360"/>
+      </w:pPr>
+      <w:rPr>
+        <w:rFonts w:ascii="Wingdings" w:hAnsi="Wingdings" w:hint="default"/>
+        <w:sz w:val="20"/>
+      </w:rPr>
+    </w:lvl>
+    <w:lvl w:ilvl="6" w:tentative="1">
+      <w:start w:val="1"/>
+      <w:numFmt w:val="bullet"/>
+      <w:lvlText w:val=""/>
+      <w:lvlJc w:val="left"/>
+      <w:pPr>
+        <w:tabs>
+          <w:tab w:val="num" w:pos="5040"/>
+        </w:tabs>
+        <w:ind w:left="5040" w:hanging="360"/>
+      </w:pPr>
+      <w:rPr>
+        <w:rFonts w:ascii="Wingdings" w:hAnsi="Wingdings" w:hint="default"/>
+        <w:sz w:val="20"/>
+      </w:rPr>
+    </w:lvl>
+    <w:lvl w:ilvl="7" w:tentative="1">
+      <w:start w:val="1"/>
+      <w:numFmt w:val="bullet"/>
+      <w:lvlText w:val=""/>
+      <w:lvlJc w:val="left"/>
+      <w:pPr>
+        <w:tabs>
+          <w:tab w:val="num" w:pos="5760"/>
+        </w:tabs>
+        <w:ind w:left="5760" w:hanging="360"/>
+      </w:pPr>
+      <w:rPr>
+        <w:rFonts w:ascii="Wingdings" w:hAnsi="Wingdings" w:hint="default"/>
+        <w:sz w:val="20"/>
+      </w:rPr>
+    </w:lvl>
+    <w:lvl w:ilvl="8" w:tentative="1">
+      <w:start w:val="1"/>
+      <w:numFmt w:val="bullet"/>
+      <w:lvlText w:val=""/>
+      <w:lvlJc w:val="left"/>
+      <w:pPr>
+        <w:tabs>
+          <w:tab w:val="num" w:pos="6480"/>
+        </w:tabs>
+        <w:ind w:left="6480" w:hanging="360"/>
+      </w:pPr>
+      <w:rPr>
+        <w:rFonts w:ascii="Wingdings" w:hAnsi="Wingdings" w:hint="default"/>
+        <w:sz w:val="20"/>
+      </w:rPr>
+    </w:lvl>
+  </w:abstractNum>
+  <w:num w:numId="1" w16cid:durableId="2122456766">
+    <w:abstractNumId w:val="1"/>
+  </w:num>
+  <w:num w:numId="2" w16cid:durableId="377894962">
+    <w:abstractNumId w:val="0"/>
+  </w:num>
+  <w:num w:numId="3" w16cid:durableId="1412199854">
+    <w:abstractNumId w:val="2"/>
+  </w:num>
+  <w:num w:numId="4" w16cid:durableId="1899197707">
+    <w:abstractNumId w:val="3"/>
+  </w:num>
+</w:numbering>
 </file>
 
 <file path=word/styles.xml><?xml version="1.0" encoding="utf-8"?>
@@ -924,6 +2627,77 @@
       <w:color w:val="1F3763" w:themeColor="accent1" w:themeShade="7F"/>
     </w:rPr>
   </w:style>
+  <w:style w:type="paragraph" w:styleId="ListParagraph">
+    <w:name w:val="List Paragraph"/>
+    <w:basedOn w:val="Normal"/>
+    <w:uiPriority w:val="34"/>
+    <w:qFormat/>
+    <w:rsid w:val="00B112D2"/>
+    <w:pPr>
+      <w:ind w:left="720"/>
+      <w:contextualSpacing/>
+    </w:pPr>
+  </w:style>
+  <w:style w:type="paragraph" w:customStyle="1" w:styleId="priceitem">
+    <w:name w:val="price_item"/>
+    <w:basedOn w:val="Normal"/>
+    <w:rsid w:val="00B112D2"/>
+    <w:pPr>
+      <w:spacing w:before="100" w:beforeAutospacing="1" w:after="100" w:afterAutospacing="1"/>
+    </w:pPr>
+    <w:rPr>
+      <w:rFonts w:ascii="Times New Roman" w:eastAsia="Times New Roman" w:hAnsi="Times New Roman" w:cs="Times New Roman"/>
+      <w:lang w:eastAsia="en-GB"/>
+    </w:rPr>
+  </w:style>
+  <w:style w:type="paragraph" w:customStyle="1" w:styleId="pricevalue">
+    <w:name w:val="price_value"/>
+    <w:basedOn w:val="Normal"/>
+    <w:rsid w:val="00B112D2"/>
+    <w:pPr>
+      <w:spacing w:before="100" w:beforeAutospacing="1" w:after="100" w:afterAutospacing="1"/>
+    </w:pPr>
+    <w:rPr>
+      <w:rFonts w:ascii="Times New Roman" w:eastAsia="Times New Roman" w:hAnsi="Times New Roman" w:cs="Times New Roman"/>
+      <w:lang w:eastAsia="en-GB"/>
+    </w:rPr>
+  </w:style>
+  <w:style w:type="paragraph" w:customStyle="1" w:styleId="author">
+    <w:name w:val="author"/>
+    <w:basedOn w:val="Normal"/>
+    <w:rsid w:val="00B112D2"/>
+    <w:pPr>
+      <w:spacing w:before="100" w:beforeAutospacing="1" w:after="100" w:afterAutospacing="1"/>
+    </w:pPr>
+    <w:rPr>
+      <w:rFonts w:ascii="Times New Roman" w:eastAsia="Times New Roman" w:hAnsi="Times New Roman" w:cs="Times New Roman"/>
+      <w:lang w:eastAsia="en-GB"/>
+    </w:rPr>
+  </w:style>
+  <w:style w:type="character" w:styleId="Hyperlink">
+    <w:name w:val="Hyperlink"/>
+    <w:basedOn w:val="DefaultParagraphFont"/>
+    <w:uiPriority w:val="99"/>
+    <w:semiHidden/>
+    <w:unhideWhenUsed/>
+    <w:rsid w:val="00B112D2"/>
+    <w:rPr>
+      <w:color w:val="0000FF"/>
+      <w:u w:val="single"/>
+    </w:rPr>
+  </w:style>
+  <w:style w:type="paragraph" w:customStyle="1" w:styleId="copy">
+    <w:name w:val="copy"/>
+    <w:basedOn w:val="Normal"/>
+    <w:rsid w:val="00B112D2"/>
+    <w:pPr>
+      <w:spacing w:before="100" w:beforeAutospacing="1" w:after="100" w:afterAutospacing="1"/>
+    </w:pPr>
+    <w:rPr>
+      <w:rFonts w:ascii="Times New Roman" w:eastAsia="Times New Roman" w:hAnsi="Times New Roman" w:cs="Times New Roman"/>
+      <w:lang w:eastAsia="en-GB"/>
+    </w:rPr>
+  </w:style>
 </w:styles>
 </file>
 
